--- a/input/E058 Mark Cuban/E058 Mark Cuban - Script V2 (for tracking).docx
+++ b/input/E058 Mark Cuban/E058 Mark Cuban - Script V2 (for tracking).docx
@@ -356,7 +356,6 @@
           <w:rFonts w:ascii="Arial" w:cs="Arial" w:eastAsia="Arial" w:hAnsi="Arial"/>
           <w:b w:val="1"/>
           <w:bCs w:val="1"/>
-          <w:strike w:val="1"/>
           <w:color w:val="0000ff"/>
           <w:sz w:val="24"/>
           <w:szCs w:val="24"/>

--- a/input/E058 Mark Cuban/E058 Mark Cuban - Script V2 (for tracking).docx
+++ b/input/E058 Mark Cuban/E058 Mark Cuban - Script V2 (for tracking).docx
@@ -253,18 +253,14 @@
           <w:id w:val="1255735737"/>
           <w:tag w:val="goog_rdk_0"/>
         </w:sdtPr>
-        <w:sdtContent>
-          <w:commentRangeStart w:id="0"/>
-        </w:sdtContent>
+        <w:sdtContent/>
       </w:sdt>
       <w:sdt>
         <w:sdtPr>
           <w:id w:val="-724769156"/>
           <w:tag w:val="goog_rdk_1"/>
         </w:sdtPr>
-        <w:sdtContent>
-          <w:commentRangeStart w:id="1"/>
-        </w:sdtContent>
+        <w:sdtContent/>
       </w:sdt>
       <w:r>
         <w:rPr>
@@ -321,14 +317,8 @@
         </w:rPr>
         <w:t xml:space="preserve">You might recognize that voice. It's Mark Cuban. Yes, *that Mark Cuban known as one of the 'sharks' on Shark Tank ... owner of the NBA's Dallas Mavericks ... and a legendary entrepreneur and investor, with a list of companies in his portfolio that would take this whole episode to read.</w:t>
       </w:r>
-      <w:commentRangeEnd w:id="0"/>
-      <w:r>
-        <w:commentReference w:id="0"/>
-      </w:r>
-      <w:commentRangeEnd w:id="1"/>
-      <w:r>
-        <w:commentReference w:id="1"/>
-      </w:r>
+      <w:r/>
+      <w:r/>
       <w:r>
         <w:rPr>
           <w:rtl w:val="0"/>
@@ -21364,128 +21354,6 @@
     </w:sectPr>
   </w:body>
 </w:document>
-</file>
-
-<file path=word/comments.xml><?xml version="1.0" encoding="utf-8"?>
-<w:comments xmlns:mc="http://schemas.openxmlformats.org/markup-compatibility/2006" xmlns:o="urn:schemas-microsoft-com:office:office" xmlns:r="http://schemas.openxmlformats.org/officeDocument/2006/relationships" xmlns:m="http://schemas.openxmlformats.org/officeDocument/2006/math" xmlns:v="urn:schemas-microsoft-com:vml" xmlns:wp="http://schemas.openxmlformats.org/drawingml/2006/wordprocessingDrawing" xmlns:w10="urn:schemas-microsoft-com:office:word" xmlns:w="http://schemas.openxmlformats.org/wordprocessingml/2006/main" xmlns:wne="http://schemas.microsoft.com/office/word/2006/wordml" xmlns:sl="http://schemas.openxmlformats.org/schemaLibrary/2006/main" xmlns:a="http://schemas.openxmlformats.org/drawingml/2006/main" xmlns:pic="http://schemas.openxmlformats.org/drawingml/2006/picture" xmlns:c="http://schemas.openxmlformats.org/drawingml/2006/chart" xmlns:lc="http://schemas.openxmlformats.org/drawingml/2006/lockedCanvas" xmlns:dgm="http://schemas.openxmlformats.org/drawingml/2006/diagram" xmlns:wps="http://schemas.microsoft.com/office/word/2010/wordprocessingShape" xmlns:wpg="http://schemas.microsoft.com/office/word/2010/wordprocessingGroup" xmlns:w14="http://schemas.microsoft.com/office/word/2010/wordml" xmlns:w15="http://schemas.microsoft.com/office/word/2012/wordml" xmlns:w16="http://schemas.microsoft.com/office/word/2018/wordml" xmlns:w16cex="http://schemas.microsoft.com/office/word/2018/wordml/cex" xmlns:w16cid="http://schemas.microsoft.com/office/word/2016/wordml/cid" xmlns="http://schemas.microsoft.com/office/tasks/2019/documenttasks" xmlns:cr="http://schemas.microsoft.com/office/comments/2020/reactions">
-  <w:comment w:author="Colin Howarth" w:id="0" w:date="2025-11-17T16:24:35Z">
-    <w:p>
-      <w:pPr>
-        <w:keepNext w:val="0"/>
-        <w:keepLines w:val="0"/>
-        <w:pageBreakBefore w:val="0"/>
-        <w:widowControl w:val="0"/>
-        <w:pBdr>
-          <w:top w:space="0" w:sz="0" w:val="nil"/>
-          <w:left w:space="0" w:sz="0" w:val="nil"/>
-          <w:bottom w:space="0" w:sz="0" w:val="nil"/>
-          <w:right w:space="0" w:sz="0" w:val="nil"/>
-          <w:between w:space="0" w:sz="0" w:val="nil"/>
-        </w:pBdr>
-        <w:shd w:fill="auto" w:val="clear"/>
-        <w:spacing w:after="0" w:before="0" w:line="240" w:lineRule="auto"/>
-        <w:ind w:left="0" w:right="0" w:firstLine="0"/>
-        <w:jc w:val="left"/>
-        <w:rPr>
-          <w:rFonts w:ascii="Arial" w:cs="Arial" w:eastAsia="Arial" w:hAnsi="Arial"/>
-          <w:b w:val="0"/>
-          <w:bCs w:val="0"/>
-          <w:i w:val="0"/>
-          <w:iCs w:val="0"/>
-          <w:smallCaps w:val="0"/>
-          <w:strike w:val="0"/>
-          <w:color w:val="000000"/>
-          <w:sz w:val="22"/>
-          <w:szCs w:val="22"/>
-          <w:u w:val="none"/>
-          <w:shd w:fill="auto" w:val="clear"/>
-          <w:vertAlign w:val="baseline"/>
-        </w:rPr>
-      </w:pPr>
-      <w:r>
-        <w:rPr>
-          <w:rFonts w:ascii="Arial" w:cs="Arial" w:eastAsia="Arial" w:hAnsi="Arial"/>
-          <w:b w:val="0"/>
-          <w:bCs w:val="0"/>
-          <w:i w:val="0"/>
-          <w:iCs w:val="0"/>
-          <w:smallCaps w:val="0"/>
-          <w:strike w:val="0"/>
-          <w:color w:val="000000"/>
-          <w:sz w:val="22"/>
-          <w:szCs w:val="22"/>
-          <w:u w:val="none"/>
-          <w:shd w:fill="auto" w:val="clear"/>
-          <w:vertAlign w:val="baseline"/>
-          <w:rtl w:val="0"/>
-        </w:rPr>
-        <w:t xml:space="preserve">@jordansmart@waitwhat.com just making sure we know he's no longer the owner of the Mavs?</w:t>
-      </w:r>
-    </w:p>
-  </w:comment>
-  <w:comment w:author="Jordan Smart" w:id="1" w:date="2025-11-17T16:51:51Z">
-    <w:p>
-      <w:pPr>
-        <w:keepNext w:val="0"/>
-        <w:keepLines w:val="0"/>
-        <w:pageBreakBefore w:val="0"/>
-        <w:widowControl w:val="0"/>
-        <w:pBdr>
-          <w:top w:space="0" w:sz="0" w:val="nil"/>
-          <w:left w:space="0" w:sz="0" w:val="nil"/>
-          <w:bottom w:space="0" w:sz="0" w:val="nil"/>
-          <w:right w:space="0" w:sz="0" w:val="nil"/>
-          <w:between w:space="0" w:sz="0" w:val="nil"/>
-        </w:pBdr>
-        <w:shd w:fill="auto" w:val="clear"/>
-        <w:spacing w:after="0" w:before="0" w:line="240" w:lineRule="auto"/>
-        <w:ind w:left="0" w:right="0" w:firstLine="0"/>
-        <w:jc w:val="left"/>
-        <w:rPr>
-          <w:rFonts w:ascii="Arial" w:cs="Arial" w:eastAsia="Arial" w:hAnsi="Arial"/>
-          <w:b w:val="0"/>
-          <w:bCs w:val="0"/>
-          <w:i w:val="0"/>
-          <w:iCs w:val="0"/>
-          <w:smallCaps w:val="0"/>
-          <w:strike w:val="0"/>
-          <w:color w:val="000000"/>
-          <w:sz w:val="22"/>
-          <w:szCs w:val="22"/>
-          <w:u w:val="none"/>
-          <w:shd w:fill="auto" w:val="clear"/>
-          <w:vertAlign w:val="baseline"/>
-        </w:rPr>
-      </w:pPr>
-      <w:r>
-        <w:rPr>
-          <w:rFonts w:ascii="Arial" w:cs="Arial" w:eastAsia="Arial" w:hAnsi="Arial"/>
-          <w:b w:val="0"/>
-          <w:bCs w:val="0"/>
-          <w:i w:val="0"/>
-          <w:iCs w:val="0"/>
-          <w:smallCaps w:val="0"/>
-          <w:strike w:val="0"/>
-          <w:color w:val="000000"/>
-          <w:sz w:val="22"/>
-          <w:szCs w:val="22"/>
-          <w:u w:val="none"/>
-          <w:shd w:fill="auto" w:val="clear"/>
-          <w:vertAlign w:val="baseline"/>
-          <w:rtl w:val="0"/>
-        </w:rPr>
-        <w:t xml:space="preserve">He's a minority owner. Does that still work? Or does "owner" imply that he's a majority owner?</w:t>
-      </w:r>
-    </w:p>
-  </w:comment>
-</w:comments>
-</file>
-
-<file path=word/commentsExtended.xml><?xml version="1.0" encoding="utf-8"?>
-<w15:commentsEx xmlns:mc="http://schemas.openxmlformats.org/markup-compatibility/2006" xmlns:o="urn:schemas-microsoft-com:office:office" xmlns:r="http://schemas.openxmlformats.org/officeDocument/2006/relationships" xmlns:m="http://schemas.openxmlformats.org/officeDocument/2006/math" xmlns:v="urn:schemas-microsoft-com:vml" xmlns:wp="http://schemas.openxmlformats.org/drawingml/2006/wordprocessingDrawing" xmlns:w10="urn:schemas-microsoft-com:office:word" xmlns:w="http://schemas.openxmlformats.org/wordprocessingml/2006/main" xmlns:wne="http://schemas.microsoft.com/office/word/2006/wordml" xmlns:sl="http://schemas.openxmlformats.org/schemaLibrary/2006/main" xmlns:a="http://schemas.openxmlformats.org/drawingml/2006/main" xmlns:pic="http://schemas.openxmlformats.org/drawingml/2006/picture" xmlns:c="http://schemas.openxmlformats.org/drawingml/2006/chart" xmlns:lc="http://schemas.openxmlformats.org/drawingml/2006/lockedCanvas" xmlns:dgm="http://schemas.openxmlformats.org/drawingml/2006/diagram" xmlns:wps="http://schemas.microsoft.com/office/word/2010/wordprocessingShape" xmlns:wpg="http://schemas.microsoft.com/office/word/2010/wordprocessingGroup" xmlns:w14="http://schemas.microsoft.com/office/word/2010/wordml" xmlns:w15="http://schemas.microsoft.com/office/word/2012/wordml" xmlns:w16="http://schemas.microsoft.com/office/word/2018/wordml" xmlns:w16cex="http://schemas.microsoft.com/office/word/2018/wordml/cex" xmlns:w16cid="http://schemas.microsoft.com/office/word/2016/wordml/cid" xmlns="http://schemas.microsoft.com/office/tasks/2019/documenttasks" xmlns:cr="http://schemas.microsoft.com/office/comments/2020/reactions">
-  <w15:commentEx w15:paraId="0000015D" w15:done="0"/>
-  <w15:commentEx w15:paraId="0000015E" w15:paraIdParent="0000015D" w15:done="0"/>
-</w15:commentsEx>
 </file>
 
 <file path=word/footer1.xml><?xml version="1.0" encoding="utf-8"?>

--- a/input/E058 Mark Cuban/E058 Mark Cuban - Script V2 (for tracking).docx
+++ b/input/E058 Mark Cuban/E058 Mark Cuban - Script V2 (for tracking).docx
@@ -3,48 +3,6 @@
 <w:document xmlns:mc="http://schemas.openxmlformats.org/markup-compatibility/2006" xmlns:o="urn:schemas-microsoft-com:office:office" xmlns:r="http://schemas.openxmlformats.org/officeDocument/2006/relationships" xmlns:m="http://schemas.openxmlformats.org/officeDocument/2006/math" xmlns:v="urn:schemas-microsoft-com:vml" xmlns:wp="http://schemas.openxmlformats.org/drawingml/2006/wordprocessingDrawing" xmlns:w10="urn:schemas-microsoft-com:office:word" xmlns:w="http://schemas.openxmlformats.org/wordprocessingml/2006/main" xmlns:wne="http://schemas.microsoft.com/office/word/2006/wordml" xmlns:sl="http://schemas.openxmlformats.org/schemaLibrary/2006/main" xmlns:a="http://schemas.openxmlformats.org/drawingml/2006/main" xmlns:pic="http://schemas.openxmlformats.org/drawingml/2006/picture" xmlns:c="http://schemas.openxmlformats.org/drawingml/2006/chart" xmlns:lc="http://schemas.openxmlformats.org/drawingml/2006/lockedCanvas" xmlns:dgm="http://schemas.openxmlformats.org/drawingml/2006/diagram" xmlns:wps="http://schemas.microsoft.com/office/word/2010/wordprocessingShape" xmlns:wpg="http://schemas.microsoft.com/office/word/2010/wordprocessingGroup" xmlns:w14="http://schemas.microsoft.com/office/word/2010/wordml" xmlns:w15="http://schemas.microsoft.com/office/word/2012/wordml" xmlns:w16="http://schemas.microsoft.com/office/word/2018/wordml" xmlns:w16cex="http://schemas.microsoft.com/office/word/2018/wordml/cex" xmlns:w16cid="http://schemas.microsoft.com/office/word/2016/wordml/cid" xmlns="http://schemas.microsoft.com/office/tasks/2019/documenttasks" xmlns:cr="http://schemas.microsoft.com/office/comments/2020/reactions">
   <w:background w:color="FFFFFF"/>
   <w:body>
-    <w:p>
-      <w:pPr>
-        <w:spacing w:line="276" w:lineRule="auto"/>
-        <w:ind w:left="1440" w:firstLine="720"/>
-        <w:rPr>
-          <w:rFonts w:ascii="Arial" w:cs="Arial" w:eastAsia="Arial" w:hAnsi="Arial"/>
-          <w:b w:val="1"/>
-          <w:bCs w:val="1"/>
-          <w:sz w:val="24"/>
-          <w:szCs w:val="24"/>
-        </w:rPr>
-      </w:pPr>
-      <w:r>
-        <w:rPr>
-          <w:rFonts w:ascii="Arial" w:cs="Arial" w:eastAsia="Arial" w:hAnsi="Arial"/>
-          <w:b w:val="1"/>
-          <w:bCs w:val="1"/>
-          <w:sz w:val="24"/>
-          <w:szCs w:val="24"/>
-          <w:rtl w:val="0"/>
-        </w:rPr>
-        <w:t xml:space="preserve"> Mark Cuban - Script V2 (for tracking)</w:t>
-      </w:r>
-    </w:p>
-    <w:p>
-      <w:pPr>
-        <w:spacing w:line="276" w:lineRule="auto"/>
-        <w:ind w:left="1440" w:firstLine="720"/>
-        <w:rPr>
-          <w:rFonts w:ascii="Arial" w:cs="Arial" w:eastAsia="Arial" w:hAnsi="Arial"/>
-          <w:b w:val="1"/>
-          <w:bCs w:val="1"/>
-          <w:sz w:val="24"/>
-          <w:szCs w:val="24"/>
-        </w:rPr>
-      </w:pPr>
-      <w:r>
-        <w:rPr>
-          <w:rtl w:val="0"/>
-        </w:rPr>
-      </w:r>
-    </w:p>
     <w:p>
       <w:pPr>
         <w:keepNext w:val="0"/>
